--- a/backend/app/tests/reports/modules/test_approve_reject_workflow_documentation.docx
+++ b/backend/app/tests/reports/modules/test_approve_reject_workflow_documentation.docx
@@ -12,17 +12,17 @@
     </w:p>
     <w:p>
       <w:r>
-        <w:t>Generated at: 2026-07-02T04:39:16+00:00</w:t>
+        <w:t>Generated at: 2026-07-10T05:01:59+00:00</w:t>
       </w:r>
     </w:p>
     <w:p>
       <w:r>
-        <w:t>Test session started: 2026-07-02T04:39:05+00:00</w:t>
+        <w:t>Test session started: 2026-07-10T04:58:46+00:00</w:t>
       </w:r>
     </w:p>
     <w:p>
       <w:r>
-        <w:t>Pytest exit status: 0</w:t>
+        <w:t>Pytest exit status: 1</w:t>
       </w:r>
     </w:p>
     <w:p>
@@ -88,29 +88,29 @@
           </w:tcPr>
           <w:p>
             <w:r>
-              <w:t>21</w:t>
-            </w:r>
-          </w:p>
-        </w:tc>
-      </w:tr>
-      <w:tr>
-        <w:tc>
-          <w:tcPr>
-            <w:tcW w:w="2400" w:type="dxa"/>
-          </w:tcPr>
-          <w:p>
-            <w:r>
-              <w:t>Passed</w:t>
-            </w:r>
-          </w:p>
-        </w:tc>
-        <w:tc>
-          <w:tcPr>
-            <w:tcW w:w="2400" w:type="dxa"/>
-          </w:tcPr>
-          <w:p>
-            <w:r>
-              <w:t>21</w:t>
+              <w:t>27</w:t>
+            </w:r>
+          </w:p>
+        </w:tc>
+      </w:tr>
+      <w:tr>
+        <w:tc>
+          <w:tcPr>
+            <w:tcW w:w="2400" w:type="dxa"/>
+          </w:tcPr>
+          <w:p>
+            <w:r>
+              <w:t>Passed</w:t>
+            </w:r>
+          </w:p>
+        </w:tc>
+        <w:tc>
+          <w:tcPr>
+            <w:tcW w:w="2400" w:type="dxa"/>
+          </w:tcPr>
+          <w:p>
+            <w:r>
+              <w:t>27</w:t>
             </w:r>
           </w:p>
         </w:tc>
@@ -348,7 +348,7 @@
           </w:tcPr>
           <w:p>
             <w:r>
-              <w:t>2.311</w:t>
+              <w:t>0.597</w:t>
             </w:r>
           </w:p>
         </w:tc>
@@ -420,7 +420,7 @@
           </w:tcPr>
           <w:p>
             <w:r>
-              <w:t>0.579</w:t>
+              <w:t>0.618</w:t>
             </w:r>
           </w:p>
         </w:tc>
@@ -492,7 +492,7 @@
           </w:tcPr>
           <w:p>
             <w:r>
-              <w:t>0.576</w:t>
+              <w:t>0.622</w:t>
             </w:r>
           </w:p>
         </w:tc>
@@ -564,7 +564,7 @@
           </w:tcPr>
           <w:p>
             <w:r>
-              <w:t>0.586</w:t>
+              <w:t>0.596</w:t>
             </w:r>
           </w:p>
         </w:tc>
@@ -636,7 +636,7 @@
           </w:tcPr>
           <w:p>
             <w:r>
-              <w:t>0.907</w:t>
+              <w:t>0.899</w:t>
             </w:r>
           </w:p>
         </w:tc>
@@ -708,7 +708,7 @@
           </w:tcPr>
           <w:p>
             <w:r>
-              <w:t>0.578</w:t>
+              <w:t>0.591</w:t>
             </w:r>
           </w:p>
         </w:tc>
@@ -780,7 +780,7 @@
           </w:tcPr>
           <w:p>
             <w:r>
-              <w:t>0.304</w:t>
+              <w:t>0.307</w:t>
             </w:r>
           </w:p>
         </w:tc>
@@ -852,7 +852,7 @@
           </w:tcPr>
           <w:p>
             <w:r>
-              <w:t>0.308</w:t>
+              <w:t>0.312</w:t>
             </w:r>
           </w:p>
         </w:tc>
@@ -924,6 +924,1158 @@
           </w:tcPr>
           <w:p>
             <w:r>
+              <w:t>0.322</w:t>
+            </w:r>
+          </w:p>
+        </w:tc>
+        <w:tc>
+          <w:tcPr>
+            <w:tcW w:w="2400" w:type="dxa"/>
+          </w:tcPr>
+          <w:p>
+            <w:r>
+              <w:t>asyncio</w:t>
+            </w:r>
+          </w:p>
+        </w:tc>
+        <w:tc>
+          <w:tcPr>
+            <w:tcW w:w="2400" w:type="dxa"/>
+          </w:tcPr>
+          <w:p>
+            <w:r>
+              <w:t>-</w:t>
+            </w:r>
+          </w:p>
+        </w:tc>
+      </w:tr>
+      <w:tr>
+        <w:tc>
+          <w:tcPr>
+            <w:tcW w:w="2400" w:type="dxa"/>
+          </w:tcPr>
+          <w:p>
+            <w:r>
+              <w:t>10</w:t>
+            </w:r>
+          </w:p>
+        </w:tc>
+        <w:tc>
+          <w:tcPr>
+            <w:tcW w:w="2400" w:type="dxa"/>
+          </w:tcPr>
+          <w:p>
+            <w:r>
+              <w:t>test_ar10_admin_note_persisted_on_reject</w:t>
+            </w:r>
+          </w:p>
+        </w:tc>
+        <w:tc>
+          <w:tcPr>
+            <w:tcW w:w="2400" w:type="dxa"/>
+          </w:tcPr>
+          <w:p>
+            <w:r>
+              <w:t>AR-10: admin_note supplied in reject body is stored and returned.</w:t>
+            </w:r>
+          </w:p>
+        </w:tc>
+        <w:tc>
+          <w:tcPr>
+            <w:tcW w:w="2400" w:type="dxa"/>
+          </w:tcPr>
+          <w:p>
+            <w:r>
+              <w:t>Passed</w:t>
+            </w:r>
+          </w:p>
+        </w:tc>
+        <w:tc>
+          <w:tcPr>
+            <w:tcW w:w="2400" w:type="dxa"/>
+          </w:tcPr>
+          <w:p>
+            <w:r>
+              <w:t>0.322</w:t>
+            </w:r>
+          </w:p>
+        </w:tc>
+        <w:tc>
+          <w:tcPr>
+            <w:tcW w:w="2400" w:type="dxa"/>
+          </w:tcPr>
+          <w:p>
+            <w:r>
+              <w:t>asyncio</w:t>
+            </w:r>
+          </w:p>
+        </w:tc>
+        <w:tc>
+          <w:tcPr>
+            <w:tcW w:w="2400" w:type="dxa"/>
+          </w:tcPr>
+          <w:p>
+            <w:r>
+              <w:t>-</w:t>
+            </w:r>
+          </w:p>
+        </w:tc>
+      </w:tr>
+      <w:tr>
+        <w:tc>
+          <w:tcPr>
+            <w:tcW w:w="2400" w:type="dxa"/>
+          </w:tcPr>
+          <w:p>
+            <w:r>
+              <w:t>11</w:t>
+            </w:r>
+          </w:p>
+        </w:tc>
+        <w:tc>
+          <w:tcPr>
+            <w:tcW w:w="2400" w:type="dxa"/>
+          </w:tcPr>
+          <w:p>
+            <w:r>
+              <w:t>test_ar11_rejected_row_visible_in_list</w:t>
+            </w:r>
+          </w:p>
+        </w:tc>
+        <w:tc>
+          <w:tcPr>
+            <w:tcW w:w="2400" w:type="dxa"/>
+          </w:tcPr>
+          <w:p>
+            <w:r>
+              <w:t>AR-11: After rejection, GET /access-requests returns the row with | status='rejected' so the frontend list re-renders correctly.</w:t>
+            </w:r>
+          </w:p>
+        </w:tc>
+        <w:tc>
+          <w:tcPr>
+            <w:tcW w:w="2400" w:type="dxa"/>
+          </w:tcPr>
+          <w:p>
+            <w:r>
+              <w:t>Passed</w:t>
+            </w:r>
+          </w:p>
+        </w:tc>
+        <w:tc>
+          <w:tcPr>
+            <w:tcW w:w="2400" w:type="dxa"/>
+          </w:tcPr>
+          <w:p>
+            <w:r>
+              <w:t>0.309</w:t>
+            </w:r>
+          </w:p>
+        </w:tc>
+        <w:tc>
+          <w:tcPr>
+            <w:tcW w:w="2400" w:type="dxa"/>
+          </w:tcPr>
+          <w:p>
+            <w:r>
+              <w:t>asyncio</w:t>
+            </w:r>
+          </w:p>
+        </w:tc>
+        <w:tc>
+          <w:tcPr>
+            <w:tcW w:w="2400" w:type="dxa"/>
+          </w:tcPr>
+          <w:p>
+            <w:r>
+              <w:t>-</w:t>
+            </w:r>
+          </w:p>
+        </w:tc>
+      </w:tr>
+      <w:tr>
+        <w:tc>
+          <w:tcPr>
+            <w:tcW w:w="2400" w:type="dxa"/>
+          </w:tcPr>
+          <w:p>
+            <w:r>
+              <w:t>12</w:t>
+            </w:r>
+          </w:p>
+        </w:tc>
+        <w:tc>
+          <w:tcPr>
+            <w:tcW w:w="2400" w:type="dxa"/>
+          </w:tcPr>
+          <w:p>
+            <w:r>
+              <w:t>test_ar12_double_accept_is_409</w:t>
+            </w:r>
+          </w:p>
+        </w:tc>
+        <w:tc>
+          <w:tcPr>
+            <w:tcW w:w="2400" w:type="dxa"/>
+          </w:tcPr>
+          <w:p>
+            <w:r>
+              <w:t>AR-12: Accepting an already-approved request must return 409.</w:t>
+            </w:r>
+          </w:p>
+        </w:tc>
+        <w:tc>
+          <w:tcPr>
+            <w:tcW w:w="2400" w:type="dxa"/>
+          </w:tcPr>
+          <w:p>
+            <w:r>
+              <w:t>Passed</w:t>
+            </w:r>
+          </w:p>
+        </w:tc>
+        <w:tc>
+          <w:tcPr>
+            <w:tcW w:w="2400" w:type="dxa"/>
+          </w:tcPr>
+          <w:p>
+            <w:r>
+              <w:t>0.592</w:t>
+            </w:r>
+          </w:p>
+        </w:tc>
+        <w:tc>
+          <w:tcPr>
+            <w:tcW w:w="2400" w:type="dxa"/>
+          </w:tcPr>
+          <w:p>
+            <w:r>
+              <w:t>asyncio</w:t>
+            </w:r>
+          </w:p>
+        </w:tc>
+        <w:tc>
+          <w:tcPr>
+            <w:tcW w:w="2400" w:type="dxa"/>
+          </w:tcPr>
+          <w:p>
+            <w:r>
+              <w:t>-</w:t>
+            </w:r>
+          </w:p>
+        </w:tc>
+      </w:tr>
+      <w:tr>
+        <w:tc>
+          <w:tcPr>
+            <w:tcW w:w="2400" w:type="dxa"/>
+          </w:tcPr>
+          <w:p>
+            <w:r>
+              <w:t>13</w:t>
+            </w:r>
+          </w:p>
+        </w:tc>
+        <w:tc>
+          <w:tcPr>
+            <w:tcW w:w="2400" w:type="dxa"/>
+          </w:tcPr>
+          <w:p>
+            <w:r>
+              <w:t>test_ar13_double_reject_is_409</w:t>
+            </w:r>
+          </w:p>
+        </w:tc>
+        <w:tc>
+          <w:tcPr>
+            <w:tcW w:w="2400" w:type="dxa"/>
+          </w:tcPr>
+          <w:p>
+            <w:r>
+              <w:t>AR-13: Rejecting an already-rejected request must return 409.</w:t>
+            </w:r>
+          </w:p>
+        </w:tc>
+        <w:tc>
+          <w:tcPr>
+            <w:tcW w:w="2400" w:type="dxa"/>
+          </w:tcPr>
+          <w:p>
+            <w:r>
+              <w:t>Passed</w:t>
+            </w:r>
+          </w:p>
+        </w:tc>
+        <w:tc>
+          <w:tcPr>
+            <w:tcW w:w="2400" w:type="dxa"/>
+          </w:tcPr>
+          <w:p>
+            <w:r>
+              <w:t>0.299</w:t>
+            </w:r>
+          </w:p>
+        </w:tc>
+        <w:tc>
+          <w:tcPr>
+            <w:tcW w:w="2400" w:type="dxa"/>
+          </w:tcPr>
+          <w:p>
+            <w:r>
+              <w:t>asyncio</w:t>
+            </w:r>
+          </w:p>
+        </w:tc>
+        <w:tc>
+          <w:tcPr>
+            <w:tcW w:w="2400" w:type="dxa"/>
+          </w:tcPr>
+          <w:p>
+            <w:r>
+              <w:t>-</w:t>
+            </w:r>
+          </w:p>
+        </w:tc>
+      </w:tr>
+      <w:tr>
+        <w:tc>
+          <w:tcPr>
+            <w:tcW w:w="2400" w:type="dxa"/>
+          </w:tcPr>
+          <w:p>
+            <w:r>
+              <w:t>14</w:t>
+            </w:r>
+          </w:p>
+        </w:tc>
+        <w:tc>
+          <w:tcPr>
+            <w:tcW w:w="2400" w:type="dxa"/>
+          </w:tcPr>
+          <w:p>
+            <w:r>
+              <w:t>test_ar14_accept_after_reject_is_409</w:t>
+            </w:r>
+          </w:p>
+        </w:tc>
+        <w:tc>
+          <w:tcPr>
+            <w:tcW w:w="2400" w:type="dxa"/>
+          </w:tcPr>
+          <w:p>
+            <w:r>
+              <w:t>AR-14: A rejected request cannot be subsequently accepted.</w:t>
+            </w:r>
+          </w:p>
+        </w:tc>
+        <w:tc>
+          <w:tcPr>
+            <w:tcW w:w="2400" w:type="dxa"/>
+          </w:tcPr>
+          <w:p>
+            <w:r>
+              <w:t>Passed</w:t>
+            </w:r>
+          </w:p>
+        </w:tc>
+        <w:tc>
+          <w:tcPr>
+            <w:tcW w:w="2400" w:type="dxa"/>
+          </w:tcPr>
+          <w:p>
+            <w:r>
+              <w:t>0.310</w:t>
+            </w:r>
+          </w:p>
+        </w:tc>
+        <w:tc>
+          <w:tcPr>
+            <w:tcW w:w="2400" w:type="dxa"/>
+          </w:tcPr>
+          <w:p>
+            <w:r>
+              <w:t>asyncio</w:t>
+            </w:r>
+          </w:p>
+        </w:tc>
+        <w:tc>
+          <w:tcPr>
+            <w:tcW w:w="2400" w:type="dxa"/>
+          </w:tcPr>
+          <w:p>
+            <w:r>
+              <w:t>-</w:t>
+            </w:r>
+          </w:p>
+        </w:tc>
+      </w:tr>
+      <w:tr>
+        <w:tc>
+          <w:tcPr>
+            <w:tcW w:w="2400" w:type="dxa"/>
+          </w:tcPr>
+          <w:p>
+            <w:r>
+              <w:t>15</w:t>
+            </w:r>
+          </w:p>
+        </w:tc>
+        <w:tc>
+          <w:tcPr>
+            <w:tcW w:w="2400" w:type="dxa"/>
+          </w:tcPr>
+          <w:p>
+            <w:r>
+              <w:t>test_ar15_reject_after_accept_is_409</w:t>
+            </w:r>
+          </w:p>
+        </w:tc>
+        <w:tc>
+          <w:tcPr>
+            <w:tcW w:w="2400" w:type="dxa"/>
+          </w:tcPr>
+          <w:p>
+            <w:r>
+              <w:t>AR-15: An approved request cannot be subsequently rejected.</w:t>
+            </w:r>
+          </w:p>
+        </w:tc>
+        <w:tc>
+          <w:tcPr>
+            <w:tcW w:w="2400" w:type="dxa"/>
+          </w:tcPr>
+          <w:p>
+            <w:r>
+              <w:t>Passed</w:t>
+            </w:r>
+          </w:p>
+        </w:tc>
+        <w:tc>
+          <w:tcPr>
+            <w:tcW w:w="2400" w:type="dxa"/>
+          </w:tcPr>
+          <w:p>
+            <w:r>
+              <w:t>0.604</w:t>
+            </w:r>
+          </w:p>
+        </w:tc>
+        <w:tc>
+          <w:tcPr>
+            <w:tcW w:w="2400" w:type="dxa"/>
+          </w:tcPr>
+          <w:p>
+            <w:r>
+              <w:t>asyncio</w:t>
+            </w:r>
+          </w:p>
+        </w:tc>
+        <w:tc>
+          <w:tcPr>
+            <w:tcW w:w="2400" w:type="dxa"/>
+          </w:tcPr>
+          <w:p>
+            <w:r>
+              <w:t>-</w:t>
+            </w:r>
+          </w:p>
+        </w:tc>
+      </w:tr>
+      <w:tr>
+        <w:tc>
+          <w:tcPr>
+            <w:tcW w:w="2400" w:type="dxa"/>
+          </w:tcPr>
+          <w:p>
+            <w:r>
+              <w:t>16</w:t>
+            </w:r>
+          </w:p>
+        </w:tc>
+        <w:tc>
+          <w:tcPr>
+            <w:tcW w:w="2400" w:type="dxa"/>
+          </w:tcPr>
+          <w:p>
+            <w:r>
+              <w:t>test_ar16_viewer_cannot_accept</w:t>
+            </w:r>
+          </w:p>
+        </w:tc>
+        <w:tc>
+          <w:tcPr>
+            <w:tcW w:w="2400" w:type="dxa"/>
+          </w:tcPr>
+          <w:p>
+            <w:r>
+              <w:t>AR-16: Viewer role must receive 403 on accept.</w:t>
+            </w:r>
+          </w:p>
+        </w:tc>
+        <w:tc>
+          <w:tcPr>
+            <w:tcW w:w="2400" w:type="dxa"/>
+          </w:tcPr>
+          <w:p>
+            <w:r>
+              <w:t>Passed</w:t>
+            </w:r>
+          </w:p>
+        </w:tc>
+        <w:tc>
+          <w:tcPr>
+            <w:tcW w:w="2400" w:type="dxa"/>
+          </w:tcPr>
+          <w:p>
+            <w:r>
+              <w:t>0.319</w:t>
+            </w:r>
+          </w:p>
+        </w:tc>
+        <w:tc>
+          <w:tcPr>
+            <w:tcW w:w="2400" w:type="dxa"/>
+          </w:tcPr>
+          <w:p>
+            <w:r>
+              <w:t>asyncio</w:t>
+            </w:r>
+          </w:p>
+        </w:tc>
+        <w:tc>
+          <w:tcPr>
+            <w:tcW w:w="2400" w:type="dxa"/>
+          </w:tcPr>
+          <w:p>
+            <w:r>
+              <w:t>-</w:t>
+            </w:r>
+          </w:p>
+        </w:tc>
+      </w:tr>
+      <w:tr>
+        <w:tc>
+          <w:tcPr>
+            <w:tcW w:w="2400" w:type="dxa"/>
+          </w:tcPr>
+          <w:p>
+            <w:r>
+              <w:t>17</w:t>
+            </w:r>
+          </w:p>
+        </w:tc>
+        <w:tc>
+          <w:tcPr>
+            <w:tcW w:w="2400" w:type="dxa"/>
+          </w:tcPr>
+          <w:p>
+            <w:r>
+              <w:t>test_ar17_viewer_cannot_reject</w:t>
+            </w:r>
+          </w:p>
+        </w:tc>
+        <w:tc>
+          <w:tcPr>
+            <w:tcW w:w="2400" w:type="dxa"/>
+          </w:tcPr>
+          <w:p>
+            <w:r>
+              <w:t>AR-17: Viewer role must receive 403 on reject.</w:t>
+            </w:r>
+          </w:p>
+        </w:tc>
+        <w:tc>
+          <w:tcPr>
+            <w:tcW w:w="2400" w:type="dxa"/>
+          </w:tcPr>
+          <w:p>
+            <w:r>
+              <w:t>Passed</w:t>
+            </w:r>
+          </w:p>
+        </w:tc>
+        <w:tc>
+          <w:tcPr>
+            <w:tcW w:w="2400" w:type="dxa"/>
+          </w:tcPr>
+          <w:p>
+            <w:r>
+              <w:t>0.330</w:t>
+            </w:r>
+          </w:p>
+        </w:tc>
+        <w:tc>
+          <w:tcPr>
+            <w:tcW w:w="2400" w:type="dxa"/>
+          </w:tcPr>
+          <w:p>
+            <w:r>
+              <w:t>asyncio</w:t>
+            </w:r>
+          </w:p>
+        </w:tc>
+        <w:tc>
+          <w:tcPr>
+            <w:tcW w:w="2400" w:type="dxa"/>
+          </w:tcPr>
+          <w:p>
+            <w:r>
+              <w:t>-</w:t>
+            </w:r>
+          </w:p>
+        </w:tc>
+      </w:tr>
+      <w:tr>
+        <w:tc>
+          <w:tcPr>
+            <w:tcW w:w="2400" w:type="dxa"/>
+          </w:tcPr>
+          <w:p>
+            <w:r>
+              <w:t>18</w:t>
+            </w:r>
+          </w:p>
+        </w:tc>
+        <w:tc>
+          <w:tcPr>
+            <w:tcW w:w="2400" w:type="dxa"/>
+          </w:tcPr>
+          <w:p>
+            <w:r>
+              <w:t>test_ar18_unauthenticated_accept_is_401</w:t>
+            </w:r>
+          </w:p>
+        </w:tc>
+        <w:tc>
+          <w:tcPr>
+            <w:tcW w:w="2400" w:type="dxa"/>
+          </w:tcPr>
+          <w:p>
+            <w:r>
+              <w:t>AR-18: No Bearer token on accept → 401.</w:t>
+            </w:r>
+          </w:p>
+        </w:tc>
+        <w:tc>
+          <w:tcPr>
+            <w:tcW w:w="2400" w:type="dxa"/>
+          </w:tcPr>
+          <w:p>
+            <w:r>
+              <w:t>Passed</w:t>
+            </w:r>
+          </w:p>
+        </w:tc>
+        <w:tc>
+          <w:tcPr>
+            <w:tcW w:w="2400" w:type="dxa"/>
+          </w:tcPr>
+          <w:p>
+            <w:r>
+              <w:t>0.032</w:t>
+            </w:r>
+          </w:p>
+        </w:tc>
+        <w:tc>
+          <w:tcPr>
+            <w:tcW w:w="2400" w:type="dxa"/>
+          </w:tcPr>
+          <w:p>
+            <w:r>
+              <w:t>asyncio</w:t>
+            </w:r>
+          </w:p>
+        </w:tc>
+        <w:tc>
+          <w:tcPr>
+            <w:tcW w:w="2400" w:type="dxa"/>
+          </w:tcPr>
+          <w:p>
+            <w:r>
+              <w:t>-</w:t>
+            </w:r>
+          </w:p>
+        </w:tc>
+      </w:tr>
+      <w:tr>
+        <w:tc>
+          <w:tcPr>
+            <w:tcW w:w="2400" w:type="dxa"/>
+          </w:tcPr>
+          <w:p>
+            <w:r>
+              <w:t>19</w:t>
+            </w:r>
+          </w:p>
+        </w:tc>
+        <w:tc>
+          <w:tcPr>
+            <w:tcW w:w="2400" w:type="dxa"/>
+          </w:tcPr>
+          <w:p>
+            <w:r>
+              <w:t>test_ar19_unauthenticated_reject_is_401</w:t>
+            </w:r>
+          </w:p>
+        </w:tc>
+        <w:tc>
+          <w:tcPr>
+            <w:tcW w:w="2400" w:type="dxa"/>
+          </w:tcPr>
+          <w:p>
+            <w:r>
+              <w:t>AR-19: No Bearer token on reject → 401.</w:t>
+            </w:r>
+          </w:p>
+        </w:tc>
+        <w:tc>
+          <w:tcPr>
+            <w:tcW w:w="2400" w:type="dxa"/>
+          </w:tcPr>
+          <w:p>
+            <w:r>
+              <w:t>Passed</w:t>
+            </w:r>
+          </w:p>
+        </w:tc>
+        <w:tc>
+          <w:tcPr>
+            <w:tcW w:w="2400" w:type="dxa"/>
+          </w:tcPr>
+          <w:p>
+            <w:r>
+              <w:t>0.024</w:t>
+            </w:r>
+          </w:p>
+        </w:tc>
+        <w:tc>
+          <w:tcPr>
+            <w:tcW w:w="2400" w:type="dxa"/>
+          </w:tcPr>
+          <w:p>
+            <w:r>
+              <w:t>asyncio</w:t>
+            </w:r>
+          </w:p>
+        </w:tc>
+        <w:tc>
+          <w:tcPr>
+            <w:tcW w:w="2400" w:type="dxa"/>
+          </w:tcPr>
+          <w:p>
+            <w:r>
+              <w:t>-</w:t>
+            </w:r>
+          </w:p>
+        </w:tc>
+      </w:tr>
+      <w:tr>
+        <w:tc>
+          <w:tcPr>
+            <w:tcW w:w="2400" w:type="dxa"/>
+          </w:tcPr>
+          <w:p>
+            <w:r>
+              <w:t>20</w:t>
+            </w:r>
+          </w:p>
+        </w:tc>
+        <w:tc>
+          <w:tcPr>
+            <w:tcW w:w="2400" w:type="dxa"/>
+          </w:tcPr>
+          <w:p>
+            <w:r>
+              <w:t>test_ar20_accept_nonexistent_is_404</w:t>
+            </w:r>
+          </w:p>
+        </w:tc>
+        <w:tc>
+          <w:tcPr>
+            <w:tcW w:w="2400" w:type="dxa"/>
+          </w:tcPr>
+          <w:p>
+            <w:r>
+              <w:t>AR-20: Accepting a non-existent request id must return 404.</w:t>
+            </w:r>
+          </w:p>
+        </w:tc>
+        <w:tc>
+          <w:tcPr>
+            <w:tcW w:w="2400" w:type="dxa"/>
+          </w:tcPr>
+          <w:p>
+            <w:r>
+              <w:t>Passed</w:t>
+            </w:r>
+          </w:p>
+        </w:tc>
+        <w:tc>
+          <w:tcPr>
+            <w:tcW w:w="2400" w:type="dxa"/>
+          </w:tcPr>
+          <w:p>
+            <w:r>
+              <w:t>0.317</w:t>
+            </w:r>
+          </w:p>
+        </w:tc>
+        <w:tc>
+          <w:tcPr>
+            <w:tcW w:w="2400" w:type="dxa"/>
+          </w:tcPr>
+          <w:p>
+            <w:r>
+              <w:t>asyncio</w:t>
+            </w:r>
+          </w:p>
+        </w:tc>
+        <w:tc>
+          <w:tcPr>
+            <w:tcW w:w="2400" w:type="dxa"/>
+          </w:tcPr>
+          <w:p>
+            <w:r>
+              <w:t>-</w:t>
+            </w:r>
+          </w:p>
+        </w:tc>
+      </w:tr>
+      <w:tr>
+        <w:tc>
+          <w:tcPr>
+            <w:tcW w:w="2400" w:type="dxa"/>
+          </w:tcPr>
+          <w:p>
+            <w:r>
+              <w:t>21</w:t>
+            </w:r>
+          </w:p>
+        </w:tc>
+        <w:tc>
+          <w:tcPr>
+            <w:tcW w:w="2400" w:type="dxa"/>
+          </w:tcPr>
+          <w:p>
+            <w:r>
+              <w:t>test_ar21_reject_nonexistent_is_404</w:t>
+            </w:r>
+          </w:p>
+        </w:tc>
+        <w:tc>
+          <w:tcPr>
+            <w:tcW w:w="2400" w:type="dxa"/>
+          </w:tcPr>
+          <w:p>
+            <w:r>
+              <w:t>AR-21: Rejecting a non-existent request id must return 404.</w:t>
+            </w:r>
+          </w:p>
+        </w:tc>
+        <w:tc>
+          <w:tcPr>
+            <w:tcW w:w="2400" w:type="dxa"/>
+          </w:tcPr>
+          <w:p>
+            <w:r>
+              <w:t>Passed</w:t>
+            </w:r>
+          </w:p>
+        </w:tc>
+        <w:tc>
+          <w:tcPr>
+            <w:tcW w:w="2400" w:type="dxa"/>
+          </w:tcPr>
+          <w:p>
+            <w:r>
+              <w:t>0.312</w:t>
+            </w:r>
+          </w:p>
+        </w:tc>
+        <w:tc>
+          <w:tcPr>
+            <w:tcW w:w="2400" w:type="dxa"/>
+          </w:tcPr>
+          <w:p>
+            <w:r>
+              <w:t>asyncio</w:t>
+            </w:r>
+          </w:p>
+        </w:tc>
+        <w:tc>
+          <w:tcPr>
+            <w:tcW w:w="2400" w:type="dxa"/>
+          </w:tcPr>
+          <w:p>
+            <w:r>
+              <w:t>-</w:t>
+            </w:r>
+          </w:p>
+        </w:tc>
+      </w:tr>
+      <w:tr>
+        <w:tc>
+          <w:tcPr>
+            <w:tcW w:w="2400" w:type="dxa"/>
+          </w:tcPr>
+          <w:p>
+            <w:r>
+              <w:t>22</w:t>
+            </w:r>
+          </w:p>
+        </w:tc>
+        <w:tc>
+          <w:tcPr>
+            <w:tcW w:w="2400" w:type="dxa"/>
+          </w:tcPr>
+          <w:p>
+            <w:r>
+              <w:t>test_ar22_resend_email_approved_request_200</w:t>
+            </w:r>
+          </w:p>
+        </w:tc>
+        <w:tc>
+          <w:tcPr>
+            <w:tcW w:w="2400" w:type="dxa"/>
+          </w:tcPr>
+          <w:p>
+            <w:r>
+              <w:t>AR-22: Resend email for an approved request returns 200 with message.</w:t>
+            </w:r>
+          </w:p>
+        </w:tc>
+        <w:tc>
+          <w:tcPr>
+            <w:tcW w:w="2400" w:type="dxa"/>
+          </w:tcPr>
+          <w:p>
+            <w:r>
+              <w:t>Passed</w:t>
+            </w:r>
+          </w:p>
+        </w:tc>
+        <w:tc>
+          <w:tcPr>
+            <w:tcW w:w="2400" w:type="dxa"/>
+          </w:tcPr>
+          <w:p>
+            <w:r>
+              <w:t>0.639</w:t>
+            </w:r>
+          </w:p>
+        </w:tc>
+        <w:tc>
+          <w:tcPr>
+            <w:tcW w:w="2400" w:type="dxa"/>
+          </w:tcPr>
+          <w:p>
+            <w:r>
+              <w:t>asyncio</w:t>
+            </w:r>
+          </w:p>
+        </w:tc>
+        <w:tc>
+          <w:tcPr>
+            <w:tcW w:w="2400" w:type="dxa"/>
+          </w:tcPr>
+          <w:p>
+            <w:r>
+              <w:t>-</w:t>
+            </w:r>
+          </w:p>
+        </w:tc>
+      </w:tr>
+      <w:tr>
+        <w:tc>
+          <w:tcPr>
+            <w:tcW w:w="2400" w:type="dxa"/>
+          </w:tcPr>
+          <w:p>
+            <w:r>
+              <w:t>23</w:t>
+            </w:r>
+          </w:p>
+        </w:tc>
+        <w:tc>
+          <w:tcPr>
+            <w:tcW w:w="2400" w:type="dxa"/>
+          </w:tcPr>
+          <w:p>
+            <w:r>
+              <w:t>test_ar23_resend_email_pending_request_409</w:t>
+            </w:r>
+          </w:p>
+        </w:tc>
+        <w:tc>
+          <w:tcPr>
+            <w:tcW w:w="2400" w:type="dxa"/>
+          </w:tcPr>
+          <w:p>
+            <w:r>
+              <w:t>AR-23: Resending email for a still-pending request → 409 (not yet approved).</w:t>
+            </w:r>
+          </w:p>
+        </w:tc>
+        <w:tc>
+          <w:tcPr>
+            <w:tcW w:w="2400" w:type="dxa"/>
+          </w:tcPr>
+          <w:p>
+            <w:r>
+              <w:t>Passed</w:t>
+            </w:r>
+          </w:p>
+        </w:tc>
+        <w:tc>
+          <w:tcPr>
+            <w:tcW w:w="2400" w:type="dxa"/>
+          </w:tcPr>
+          <w:p>
+            <w:r>
+              <w:t>0.319</w:t>
+            </w:r>
+          </w:p>
+        </w:tc>
+        <w:tc>
+          <w:tcPr>
+            <w:tcW w:w="2400" w:type="dxa"/>
+          </w:tcPr>
+          <w:p>
+            <w:r>
+              <w:t>asyncio</w:t>
+            </w:r>
+          </w:p>
+        </w:tc>
+        <w:tc>
+          <w:tcPr>
+            <w:tcW w:w="2400" w:type="dxa"/>
+          </w:tcPr>
+          <w:p>
+            <w:r>
+              <w:t>-</w:t>
+            </w:r>
+          </w:p>
+        </w:tc>
+      </w:tr>
+      <w:tr>
+        <w:tc>
+          <w:tcPr>
+            <w:tcW w:w="2400" w:type="dxa"/>
+          </w:tcPr>
+          <w:p>
+            <w:r>
+              <w:t>24</w:t>
+            </w:r>
+          </w:p>
+        </w:tc>
+        <w:tc>
+          <w:tcPr>
+            <w:tcW w:w="2400" w:type="dxa"/>
+          </w:tcPr>
+          <w:p>
+            <w:r>
+              <w:t>test_ar24_resend_email_rejected_request_409</w:t>
+            </w:r>
+          </w:p>
+        </w:tc>
+        <w:tc>
+          <w:tcPr>
+            <w:tcW w:w="2400" w:type="dxa"/>
+          </w:tcPr>
+          <w:p>
+            <w:r>
+              <w:t>AR-24: Resending email for a rejected request → 409.</w:t>
+            </w:r>
+          </w:p>
+        </w:tc>
+        <w:tc>
+          <w:tcPr>
+            <w:tcW w:w="2400" w:type="dxa"/>
+          </w:tcPr>
+          <w:p>
+            <w:r>
+              <w:t>Passed</w:t>
+            </w:r>
+          </w:p>
+        </w:tc>
+        <w:tc>
+          <w:tcPr>
+            <w:tcW w:w="2400" w:type="dxa"/>
+          </w:tcPr>
+          <w:p>
+            <w:r>
+              <w:t>0.328</w:t>
+            </w:r>
+          </w:p>
+        </w:tc>
+        <w:tc>
+          <w:tcPr>
+            <w:tcW w:w="2400" w:type="dxa"/>
+          </w:tcPr>
+          <w:p>
+            <w:r>
+              <w:t>asyncio</w:t>
+            </w:r>
+          </w:p>
+        </w:tc>
+        <w:tc>
+          <w:tcPr>
+            <w:tcW w:w="2400" w:type="dxa"/>
+          </w:tcPr>
+          <w:p>
+            <w:r>
+              <w:t>-</w:t>
+            </w:r>
+          </w:p>
+        </w:tc>
+      </w:tr>
+      <w:tr>
+        <w:tc>
+          <w:tcPr>
+            <w:tcW w:w="2400" w:type="dxa"/>
+          </w:tcPr>
+          <w:p>
+            <w:r>
+              <w:t>25</w:t>
+            </w:r>
+          </w:p>
+        </w:tc>
+        <w:tc>
+          <w:tcPr>
+            <w:tcW w:w="2400" w:type="dxa"/>
+          </w:tcPr>
+          <w:p>
+            <w:r>
+              <w:t>test_ar25_resend_email_nonexistent_404</w:t>
+            </w:r>
+          </w:p>
+        </w:tc>
+        <w:tc>
+          <w:tcPr>
+            <w:tcW w:w="2400" w:type="dxa"/>
+          </w:tcPr>
+          <w:p>
+            <w:r>
+              <w:t>AR-25: Non-existent request ID → 404.</w:t>
+            </w:r>
+          </w:p>
+        </w:tc>
+        <w:tc>
+          <w:tcPr>
+            <w:tcW w:w="2400" w:type="dxa"/>
+          </w:tcPr>
+          <w:p>
+            <w:r>
+              <w:t>Passed</w:t>
+            </w:r>
+          </w:p>
+        </w:tc>
+        <w:tc>
+          <w:tcPr>
+            <w:tcW w:w="2400" w:type="dxa"/>
+          </w:tcPr>
+          <w:p>
+            <w:r>
               <w:t>0.307</w:t>
             </w:r>
           </w:p>
@@ -956,839 +2108,119 @@
           </w:tcPr>
           <w:p>
             <w:r>
-              <w:t>10</w:t>
-            </w:r>
-          </w:p>
-        </w:tc>
-        <w:tc>
-          <w:tcPr>
-            <w:tcW w:w="2400" w:type="dxa"/>
-          </w:tcPr>
-          <w:p>
-            <w:r>
-              <w:t>test_ar10_admin_note_persisted_on_reject</w:t>
-            </w:r>
-          </w:p>
-        </w:tc>
-        <w:tc>
-          <w:tcPr>
-            <w:tcW w:w="2400" w:type="dxa"/>
-          </w:tcPr>
-          <w:p>
-            <w:r>
-              <w:t>AR-10: admin_note supplied in reject body is stored and returned.</w:t>
-            </w:r>
-          </w:p>
-        </w:tc>
-        <w:tc>
-          <w:tcPr>
-            <w:tcW w:w="2400" w:type="dxa"/>
-          </w:tcPr>
-          <w:p>
-            <w:r>
-              <w:t>Passed</w:t>
-            </w:r>
-          </w:p>
-        </w:tc>
-        <w:tc>
-          <w:tcPr>
-            <w:tcW w:w="2400" w:type="dxa"/>
-          </w:tcPr>
-          <w:p>
-            <w:r>
-              <w:t>0.302</w:t>
-            </w:r>
-          </w:p>
-        </w:tc>
-        <w:tc>
-          <w:tcPr>
-            <w:tcW w:w="2400" w:type="dxa"/>
-          </w:tcPr>
-          <w:p>
-            <w:r>
-              <w:t>asyncio</w:t>
-            </w:r>
-          </w:p>
-        </w:tc>
-        <w:tc>
-          <w:tcPr>
-            <w:tcW w:w="2400" w:type="dxa"/>
-          </w:tcPr>
-          <w:p>
-            <w:r>
-              <w:t>-</w:t>
-            </w:r>
-          </w:p>
-        </w:tc>
-      </w:tr>
-      <w:tr>
-        <w:tc>
-          <w:tcPr>
-            <w:tcW w:w="2400" w:type="dxa"/>
-          </w:tcPr>
-          <w:p>
-            <w:r>
-              <w:t>11</w:t>
-            </w:r>
-          </w:p>
-        </w:tc>
-        <w:tc>
-          <w:tcPr>
-            <w:tcW w:w="2400" w:type="dxa"/>
-          </w:tcPr>
-          <w:p>
-            <w:r>
-              <w:t>test_ar11_rejected_row_visible_in_list</w:t>
-            </w:r>
-          </w:p>
-        </w:tc>
-        <w:tc>
-          <w:tcPr>
-            <w:tcW w:w="2400" w:type="dxa"/>
-          </w:tcPr>
-          <w:p>
-            <w:r>
-              <w:t>AR-11: After rejection, GET /access-requests returns the row with | status='rejected' so the frontend list re-renders correctly.</w:t>
-            </w:r>
-          </w:p>
-        </w:tc>
-        <w:tc>
-          <w:tcPr>
-            <w:tcW w:w="2400" w:type="dxa"/>
-          </w:tcPr>
-          <w:p>
-            <w:r>
-              <w:t>Passed</w:t>
-            </w:r>
-          </w:p>
-        </w:tc>
-        <w:tc>
-          <w:tcPr>
-            <w:tcW w:w="2400" w:type="dxa"/>
-          </w:tcPr>
-          <w:p>
-            <w:r>
-              <w:t>0.306</w:t>
-            </w:r>
-          </w:p>
-        </w:tc>
-        <w:tc>
-          <w:tcPr>
-            <w:tcW w:w="2400" w:type="dxa"/>
-          </w:tcPr>
-          <w:p>
-            <w:r>
-              <w:t>asyncio</w:t>
-            </w:r>
-          </w:p>
-        </w:tc>
-        <w:tc>
-          <w:tcPr>
-            <w:tcW w:w="2400" w:type="dxa"/>
-          </w:tcPr>
-          <w:p>
-            <w:r>
-              <w:t>-</w:t>
-            </w:r>
-          </w:p>
-        </w:tc>
-      </w:tr>
-      <w:tr>
-        <w:tc>
-          <w:tcPr>
-            <w:tcW w:w="2400" w:type="dxa"/>
-          </w:tcPr>
-          <w:p>
-            <w:r>
-              <w:t>12</w:t>
-            </w:r>
-          </w:p>
-        </w:tc>
-        <w:tc>
-          <w:tcPr>
-            <w:tcW w:w="2400" w:type="dxa"/>
-          </w:tcPr>
-          <w:p>
-            <w:r>
-              <w:t>test_ar12_double_accept_is_409</w:t>
-            </w:r>
-          </w:p>
-        </w:tc>
-        <w:tc>
-          <w:tcPr>
-            <w:tcW w:w="2400" w:type="dxa"/>
-          </w:tcPr>
-          <w:p>
-            <w:r>
-              <w:t>AR-12: Accepting an already-approved request must return 409.</w:t>
-            </w:r>
-          </w:p>
-        </w:tc>
-        <w:tc>
-          <w:tcPr>
-            <w:tcW w:w="2400" w:type="dxa"/>
-          </w:tcPr>
-          <w:p>
-            <w:r>
-              <w:t>Passed</w:t>
-            </w:r>
-          </w:p>
-        </w:tc>
-        <w:tc>
-          <w:tcPr>
-            <w:tcW w:w="2400" w:type="dxa"/>
-          </w:tcPr>
-          <w:p>
-            <w:r>
-              <w:t>0.586</w:t>
-            </w:r>
-          </w:p>
-        </w:tc>
-        <w:tc>
-          <w:tcPr>
-            <w:tcW w:w="2400" w:type="dxa"/>
-          </w:tcPr>
-          <w:p>
-            <w:r>
-              <w:t>asyncio</w:t>
-            </w:r>
-          </w:p>
-        </w:tc>
-        <w:tc>
-          <w:tcPr>
-            <w:tcW w:w="2400" w:type="dxa"/>
-          </w:tcPr>
-          <w:p>
-            <w:r>
-              <w:t>-</w:t>
-            </w:r>
-          </w:p>
-        </w:tc>
-      </w:tr>
-      <w:tr>
-        <w:tc>
-          <w:tcPr>
-            <w:tcW w:w="2400" w:type="dxa"/>
-          </w:tcPr>
-          <w:p>
-            <w:r>
-              <w:t>13</w:t>
-            </w:r>
-          </w:p>
-        </w:tc>
-        <w:tc>
-          <w:tcPr>
-            <w:tcW w:w="2400" w:type="dxa"/>
-          </w:tcPr>
-          <w:p>
-            <w:r>
-              <w:t>test_ar13_double_reject_is_409</w:t>
-            </w:r>
-          </w:p>
-        </w:tc>
-        <w:tc>
-          <w:tcPr>
-            <w:tcW w:w="2400" w:type="dxa"/>
-          </w:tcPr>
-          <w:p>
-            <w:r>
-              <w:t>AR-13: Rejecting an already-rejected request must return 409.</w:t>
-            </w:r>
-          </w:p>
-        </w:tc>
-        <w:tc>
-          <w:tcPr>
-            <w:tcW w:w="2400" w:type="dxa"/>
-          </w:tcPr>
-          <w:p>
-            <w:r>
-              <w:t>Passed</w:t>
-            </w:r>
-          </w:p>
-        </w:tc>
-        <w:tc>
-          <w:tcPr>
-            <w:tcW w:w="2400" w:type="dxa"/>
-          </w:tcPr>
-          <w:p>
-            <w:r>
-              <w:t>0.303</w:t>
-            </w:r>
-          </w:p>
-        </w:tc>
-        <w:tc>
-          <w:tcPr>
-            <w:tcW w:w="2400" w:type="dxa"/>
-          </w:tcPr>
-          <w:p>
-            <w:r>
-              <w:t>asyncio</w:t>
-            </w:r>
-          </w:p>
-        </w:tc>
-        <w:tc>
-          <w:tcPr>
-            <w:tcW w:w="2400" w:type="dxa"/>
-          </w:tcPr>
-          <w:p>
-            <w:r>
-              <w:t>-</w:t>
-            </w:r>
-          </w:p>
-        </w:tc>
-      </w:tr>
-      <w:tr>
-        <w:tc>
-          <w:tcPr>
-            <w:tcW w:w="2400" w:type="dxa"/>
-          </w:tcPr>
-          <w:p>
-            <w:r>
-              <w:t>14</w:t>
-            </w:r>
-          </w:p>
-        </w:tc>
-        <w:tc>
-          <w:tcPr>
-            <w:tcW w:w="2400" w:type="dxa"/>
-          </w:tcPr>
-          <w:p>
-            <w:r>
-              <w:t>test_ar14_accept_after_reject_is_409</w:t>
-            </w:r>
-          </w:p>
-        </w:tc>
-        <w:tc>
-          <w:tcPr>
-            <w:tcW w:w="2400" w:type="dxa"/>
-          </w:tcPr>
-          <w:p>
-            <w:r>
-              <w:t>AR-14: A rejected request cannot be subsequently accepted.</w:t>
-            </w:r>
-          </w:p>
-        </w:tc>
-        <w:tc>
-          <w:tcPr>
-            <w:tcW w:w="2400" w:type="dxa"/>
-          </w:tcPr>
-          <w:p>
-            <w:r>
-              <w:t>Passed</w:t>
-            </w:r>
-          </w:p>
-        </w:tc>
-        <w:tc>
-          <w:tcPr>
-            <w:tcW w:w="2400" w:type="dxa"/>
-          </w:tcPr>
-          <w:p>
-            <w:r>
-              <w:t>0.306</w:t>
-            </w:r>
-          </w:p>
-        </w:tc>
-        <w:tc>
-          <w:tcPr>
-            <w:tcW w:w="2400" w:type="dxa"/>
-          </w:tcPr>
-          <w:p>
-            <w:r>
-              <w:t>asyncio</w:t>
-            </w:r>
-          </w:p>
-        </w:tc>
-        <w:tc>
-          <w:tcPr>
-            <w:tcW w:w="2400" w:type="dxa"/>
-          </w:tcPr>
-          <w:p>
-            <w:r>
-              <w:t>-</w:t>
-            </w:r>
-          </w:p>
-        </w:tc>
-      </w:tr>
-      <w:tr>
-        <w:tc>
-          <w:tcPr>
-            <w:tcW w:w="2400" w:type="dxa"/>
-          </w:tcPr>
-          <w:p>
-            <w:r>
-              <w:t>15</w:t>
-            </w:r>
-          </w:p>
-        </w:tc>
-        <w:tc>
-          <w:tcPr>
-            <w:tcW w:w="2400" w:type="dxa"/>
-          </w:tcPr>
-          <w:p>
-            <w:r>
-              <w:t>test_ar15_reject_after_accept_is_409</w:t>
-            </w:r>
-          </w:p>
-        </w:tc>
-        <w:tc>
-          <w:tcPr>
-            <w:tcW w:w="2400" w:type="dxa"/>
-          </w:tcPr>
-          <w:p>
-            <w:r>
-              <w:t>AR-15: An approved request cannot be subsequently rejected.</w:t>
-            </w:r>
-          </w:p>
-        </w:tc>
-        <w:tc>
-          <w:tcPr>
-            <w:tcW w:w="2400" w:type="dxa"/>
-          </w:tcPr>
-          <w:p>
-            <w:r>
-              <w:t>Passed</w:t>
-            </w:r>
-          </w:p>
-        </w:tc>
-        <w:tc>
-          <w:tcPr>
-            <w:tcW w:w="2400" w:type="dxa"/>
-          </w:tcPr>
-          <w:p>
-            <w:r>
-              <w:t>0.586</w:t>
-            </w:r>
-          </w:p>
-        </w:tc>
-        <w:tc>
-          <w:tcPr>
-            <w:tcW w:w="2400" w:type="dxa"/>
-          </w:tcPr>
-          <w:p>
-            <w:r>
-              <w:t>asyncio</w:t>
-            </w:r>
-          </w:p>
-        </w:tc>
-        <w:tc>
-          <w:tcPr>
-            <w:tcW w:w="2400" w:type="dxa"/>
-          </w:tcPr>
-          <w:p>
-            <w:r>
-              <w:t>-</w:t>
-            </w:r>
-          </w:p>
-        </w:tc>
-      </w:tr>
-      <w:tr>
-        <w:tc>
-          <w:tcPr>
-            <w:tcW w:w="2400" w:type="dxa"/>
-          </w:tcPr>
-          <w:p>
-            <w:r>
-              <w:t>16</w:t>
-            </w:r>
-          </w:p>
-        </w:tc>
-        <w:tc>
-          <w:tcPr>
-            <w:tcW w:w="2400" w:type="dxa"/>
-          </w:tcPr>
-          <w:p>
-            <w:r>
-              <w:t>test_ar16_viewer_cannot_accept</w:t>
-            </w:r>
-          </w:p>
-        </w:tc>
-        <w:tc>
-          <w:tcPr>
-            <w:tcW w:w="2400" w:type="dxa"/>
-          </w:tcPr>
-          <w:p>
-            <w:r>
-              <w:t>AR-16: Viewer role must receive 403 on accept.</w:t>
-            </w:r>
-          </w:p>
-        </w:tc>
-        <w:tc>
-          <w:tcPr>
-            <w:tcW w:w="2400" w:type="dxa"/>
-          </w:tcPr>
-          <w:p>
-            <w:r>
-              <w:t>Passed</w:t>
-            </w:r>
-          </w:p>
-        </w:tc>
-        <w:tc>
-          <w:tcPr>
-            <w:tcW w:w="2400" w:type="dxa"/>
-          </w:tcPr>
-          <w:p>
-            <w:r>
-              <w:t>0.302</w:t>
-            </w:r>
-          </w:p>
-        </w:tc>
-        <w:tc>
-          <w:tcPr>
-            <w:tcW w:w="2400" w:type="dxa"/>
-          </w:tcPr>
-          <w:p>
-            <w:r>
-              <w:t>asyncio</w:t>
-            </w:r>
-          </w:p>
-        </w:tc>
-        <w:tc>
-          <w:tcPr>
-            <w:tcW w:w="2400" w:type="dxa"/>
-          </w:tcPr>
-          <w:p>
-            <w:r>
-              <w:t>-</w:t>
-            </w:r>
-          </w:p>
-        </w:tc>
-      </w:tr>
-      <w:tr>
-        <w:tc>
-          <w:tcPr>
-            <w:tcW w:w="2400" w:type="dxa"/>
-          </w:tcPr>
-          <w:p>
-            <w:r>
-              <w:t>17</w:t>
-            </w:r>
-          </w:p>
-        </w:tc>
-        <w:tc>
-          <w:tcPr>
-            <w:tcW w:w="2400" w:type="dxa"/>
-          </w:tcPr>
-          <w:p>
-            <w:r>
-              <w:t>test_ar17_viewer_cannot_reject</w:t>
-            </w:r>
-          </w:p>
-        </w:tc>
-        <w:tc>
-          <w:tcPr>
-            <w:tcW w:w="2400" w:type="dxa"/>
-          </w:tcPr>
-          <w:p>
-            <w:r>
-              <w:t>AR-17: Viewer role must receive 403 on reject.</w:t>
-            </w:r>
-          </w:p>
-        </w:tc>
-        <w:tc>
-          <w:tcPr>
-            <w:tcW w:w="2400" w:type="dxa"/>
-          </w:tcPr>
-          <w:p>
-            <w:r>
-              <w:t>Passed</w:t>
-            </w:r>
-          </w:p>
-        </w:tc>
-        <w:tc>
-          <w:tcPr>
-            <w:tcW w:w="2400" w:type="dxa"/>
-          </w:tcPr>
-          <w:p>
-            <w:r>
-              <w:t>0.291</w:t>
-            </w:r>
-          </w:p>
-        </w:tc>
-        <w:tc>
-          <w:tcPr>
-            <w:tcW w:w="2400" w:type="dxa"/>
-          </w:tcPr>
-          <w:p>
-            <w:r>
-              <w:t>asyncio</w:t>
-            </w:r>
-          </w:p>
-        </w:tc>
-        <w:tc>
-          <w:tcPr>
-            <w:tcW w:w="2400" w:type="dxa"/>
-          </w:tcPr>
-          <w:p>
-            <w:r>
-              <w:t>-</w:t>
-            </w:r>
-          </w:p>
-        </w:tc>
-      </w:tr>
-      <w:tr>
-        <w:tc>
-          <w:tcPr>
-            <w:tcW w:w="2400" w:type="dxa"/>
-          </w:tcPr>
-          <w:p>
-            <w:r>
-              <w:t>18</w:t>
-            </w:r>
-          </w:p>
-        </w:tc>
-        <w:tc>
-          <w:tcPr>
-            <w:tcW w:w="2400" w:type="dxa"/>
-          </w:tcPr>
-          <w:p>
-            <w:r>
-              <w:t>test_ar18_unauthenticated_accept_is_401</w:t>
-            </w:r>
-          </w:p>
-        </w:tc>
-        <w:tc>
-          <w:tcPr>
-            <w:tcW w:w="2400" w:type="dxa"/>
-          </w:tcPr>
-          <w:p>
-            <w:r>
-              <w:t>AR-18: No Bearer token on accept → 401.</w:t>
-            </w:r>
-          </w:p>
-        </w:tc>
-        <w:tc>
-          <w:tcPr>
-            <w:tcW w:w="2400" w:type="dxa"/>
-          </w:tcPr>
-          <w:p>
-            <w:r>
-              <w:t>Passed</w:t>
-            </w:r>
-          </w:p>
-        </w:tc>
-        <w:tc>
-          <w:tcPr>
-            <w:tcW w:w="2400" w:type="dxa"/>
-          </w:tcPr>
-          <w:p>
-            <w:r>
-              <w:t>0.014</w:t>
-            </w:r>
-          </w:p>
-        </w:tc>
-        <w:tc>
-          <w:tcPr>
-            <w:tcW w:w="2400" w:type="dxa"/>
-          </w:tcPr>
-          <w:p>
-            <w:r>
-              <w:t>asyncio</w:t>
-            </w:r>
-          </w:p>
-        </w:tc>
-        <w:tc>
-          <w:tcPr>
-            <w:tcW w:w="2400" w:type="dxa"/>
-          </w:tcPr>
-          <w:p>
-            <w:r>
-              <w:t>-</w:t>
-            </w:r>
-          </w:p>
-        </w:tc>
-      </w:tr>
-      <w:tr>
-        <w:tc>
-          <w:tcPr>
-            <w:tcW w:w="2400" w:type="dxa"/>
-          </w:tcPr>
-          <w:p>
-            <w:r>
-              <w:t>19</w:t>
-            </w:r>
-          </w:p>
-        </w:tc>
-        <w:tc>
-          <w:tcPr>
-            <w:tcW w:w="2400" w:type="dxa"/>
-          </w:tcPr>
-          <w:p>
-            <w:r>
-              <w:t>test_ar19_unauthenticated_reject_is_401</w:t>
-            </w:r>
-          </w:p>
-        </w:tc>
-        <w:tc>
-          <w:tcPr>
-            <w:tcW w:w="2400" w:type="dxa"/>
-          </w:tcPr>
-          <w:p>
-            <w:r>
-              <w:t>AR-19: No Bearer token on reject → 401.</w:t>
-            </w:r>
-          </w:p>
-        </w:tc>
-        <w:tc>
-          <w:tcPr>
-            <w:tcW w:w="2400" w:type="dxa"/>
-          </w:tcPr>
-          <w:p>
-            <w:r>
-              <w:t>Passed</w:t>
-            </w:r>
-          </w:p>
-        </w:tc>
-        <w:tc>
-          <w:tcPr>
-            <w:tcW w:w="2400" w:type="dxa"/>
-          </w:tcPr>
-          <w:p>
-            <w:r>
-              <w:t>0.015</w:t>
-            </w:r>
-          </w:p>
-        </w:tc>
-        <w:tc>
-          <w:tcPr>
-            <w:tcW w:w="2400" w:type="dxa"/>
-          </w:tcPr>
-          <w:p>
-            <w:r>
-              <w:t>asyncio</w:t>
-            </w:r>
-          </w:p>
-        </w:tc>
-        <w:tc>
-          <w:tcPr>
-            <w:tcW w:w="2400" w:type="dxa"/>
-          </w:tcPr>
-          <w:p>
-            <w:r>
-              <w:t>-</w:t>
-            </w:r>
-          </w:p>
-        </w:tc>
-      </w:tr>
-      <w:tr>
-        <w:tc>
-          <w:tcPr>
-            <w:tcW w:w="2400" w:type="dxa"/>
-          </w:tcPr>
-          <w:p>
-            <w:r>
-              <w:t>20</w:t>
-            </w:r>
-          </w:p>
-        </w:tc>
-        <w:tc>
-          <w:tcPr>
-            <w:tcW w:w="2400" w:type="dxa"/>
-          </w:tcPr>
-          <w:p>
-            <w:r>
-              <w:t>test_ar20_accept_nonexistent_is_404</w:t>
-            </w:r>
-          </w:p>
-        </w:tc>
-        <w:tc>
-          <w:tcPr>
-            <w:tcW w:w="2400" w:type="dxa"/>
-          </w:tcPr>
-          <w:p>
-            <w:r>
-              <w:t>AR-20: Accepting a non-existent request id must return 404.</w:t>
-            </w:r>
-          </w:p>
-        </w:tc>
-        <w:tc>
-          <w:tcPr>
-            <w:tcW w:w="2400" w:type="dxa"/>
-          </w:tcPr>
-          <w:p>
-            <w:r>
-              <w:t>Passed</w:t>
-            </w:r>
-          </w:p>
-        </w:tc>
-        <w:tc>
-          <w:tcPr>
-            <w:tcW w:w="2400" w:type="dxa"/>
-          </w:tcPr>
-          <w:p>
-            <w:r>
-              <w:t>0.297</w:t>
-            </w:r>
-          </w:p>
-        </w:tc>
-        <w:tc>
-          <w:tcPr>
-            <w:tcW w:w="2400" w:type="dxa"/>
-          </w:tcPr>
-          <w:p>
-            <w:r>
-              <w:t>asyncio</w:t>
-            </w:r>
-          </w:p>
-        </w:tc>
-        <w:tc>
-          <w:tcPr>
-            <w:tcW w:w="2400" w:type="dxa"/>
-          </w:tcPr>
-          <w:p>
-            <w:r>
-              <w:t>-</w:t>
-            </w:r>
-          </w:p>
-        </w:tc>
-      </w:tr>
-      <w:tr>
-        <w:tc>
-          <w:tcPr>
-            <w:tcW w:w="2400" w:type="dxa"/>
-          </w:tcPr>
-          <w:p>
-            <w:r>
-              <w:t>21</w:t>
-            </w:r>
-          </w:p>
-        </w:tc>
-        <w:tc>
-          <w:tcPr>
-            <w:tcW w:w="2400" w:type="dxa"/>
-          </w:tcPr>
-          <w:p>
-            <w:r>
-              <w:t>test_ar21_reject_nonexistent_is_404</w:t>
-            </w:r>
-          </w:p>
-        </w:tc>
-        <w:tc>
-          <w:tcPr>
-            <w:tcW w:w="2400" w:type="dxa"/>
-          </w:tcPr>
-          <w:p>
-            <w:r>
-              <w:t>AR-21: Rejecting a non-existent request id must return 404.</w:t>
-            </w:r>
-          </w:p>
-        </w:tc>
-        <w:tc>
-          <w:tcPr>
-            <w:tcW w:w="2400" w:type="dxa"/>
-          </w:tcPr>
-          <w:p>
-            <w:r>
-              <w:t>Passed</w:t>
-            </w:r>
-          </w:p>
-        </w:tc>
-        <w:tc>
-          <w:tcPr>
-            <w:tcW w:w="2400" w:type="dxa"/>
-          </w:tcPr>
-          <w:p>
-            <w:r>
-              <w:t>0.313</w:t>
+              <w:t>26</w:t>
+            </w:r>
+          </w:p>
+        </w:tc>
+        <w:tc>
+          <w:tcPr>
+            <w:tcW w:w="2400" w:type="dxa"/>
+          </w:tcPr>
+          <w:p>
+            <w:r>
+              <w:t>test_ar26_resend_email_viewer_403</w:t>
+            </w:r>
+          </w:p>
+        </w:tc>
+        <w:tc>
+          <w:tcPr>
+            <w:tcW w:w="2400" w:type="dxa"/>
+          </w:tcPr>
+          <w:p>
+            <w:r>
+              <w:t>AR-26: Non-admin role → 403.</w:t>
+            </w:r>
+          </w:p>
+        </w:tc>
+        <w:tc>
+          <w:tcPr>
+            <w:tcW w:w="2400" w:type="dxa"/>
+          </w:tcPr>
+          <w:p>
+            <w:r>
+              <w:t>Passed</w:t>
+            </w:r>
+          </w:p>
+        </w:tc>
+        <w:tc>
+          <w:tcPr>
+            <w:tcW w:w="2400" w:type="dxa"/>
+          </w:tcPr>
+          <w:p>
+            <w:r>
+              <w:t>0.311</w:t>
+            </w:r>
+          </w:p>
+        </w:tc>
+        <w:tc>
+          <w:tcPr>
+            <w:tcW w:w="2400" w:type="dxa"/>
+          </w:tcPr>
+          <w:p>
+            <w:r>
+              <w:t>asyncio</w:t>
+            </w:r>
+          </w:p>
+        </w:tc>
+        <w:tc>
+          <w:tcPr>
+            <w:tcW w:w="2400" w:type="dxa"/>
+          </w:tcPr>
+          <w:p>
+            <w:r>
+              <w:t>-</w:t>
+            </w:r>
+          </w:p>
+        </w:tc>
+      </w:tr>
+      <w:tr>
+        <w:tc>
+          <w:tcPr>
+            <w:tcW w:w="2400" w:type="dxa"/>
+          </w:tcPr>
+          <w:p>
+            <w:r>
+              <w:t>27</w:t>
+            </w:r>
+          </w:p>
+        </w:tc>
+        <w:tc>
+          <w:tcPr>
+            <w:tcW w:w="2400" w:type="dxa"/>
+          </w:tcPr>
+          <w:p>
+            <w:r>
+              <w:t>test_ar27_resend_email_unauthenticated_401</w:t>
+            </w:r>
+          </w:p>
+        </w:tc>
+        <w:tc>
+          <w:tcPr>
+            <w:tcW w:w="2400" w:type="dxa"/>
+          </w:tcPr>
+          <w:p>
+            <w:r>
+              <w:t>AR-27: No token → 401.</w:t>
+            </w:r>
+          </w:p>
+        </w:tc>
+        <w:tc>
+          <w:tcPr>
+            <w:tcW w:w="2400" w:type="dxa"/>
+          </w:tcPr>
+          <w:p>
+            <w:r>
+              <w:t>Passed</w:t>
+            </w:r>
+          </w:p>
+        </w:tc>
+        <w:tc>
+          <w:tcPr>
+            <w:tcW w:w="2400" w:type="dxa"/>
+          </w:tcPr>
+          <w:p>
+            <w:r>
+              <w:t>0.025</w:t>
             </w:r>
           </w:p>
         </w:tc>
